--- a/Graduate Work/Выпускная квалификационная работа Речук Д.М. 606-12.docx
+++ b/Graduate Work/Выпускная квалификационная работа Речук Д.М. 606-12.docx
@@ -1,6 +1,6 @@
 
 <file path=word/document.xml><?xml version="1.0" encoding="utf-8"?>
-<w:document xmlns:wpc="http://schemas.microsoft.com/office/word/2010/wordprocessingCanvas" xmlns:cx="http://schemas.microsoft.com/office/drawing/2014/chartex" xmlns:cx1="http://schemas.microsoft.com/office/drawing/2015/9/8/chartex" xmlns:cx2="http://schemas.microsoft.com/office/drawing/2015/10/21/chartex" xmlns:cx3="http://schemas.microsoft.com/office/drawing/2016/5/9/chartex" xmlns:cx4="http://schemas.microsoft.com/office/drawing/2016/5/10/chartex" xmlns:cx5="http://schemas.microsoft.com/office/drawing/2016/5/11/chartex" xmlns:cx6="http://schemas.microsoft.com/office/drawing/2016/5/12/chartex" xmlns:cx7="http://schemas.microsoft.com/office/drawing/2016/5/13/chartex" xmlns:cx8="http://schemas.microsoft.com/office/drawing/2016/5/14/chartex" xmlns:mc="http://schemas.openxmlformats.org/markup-compatibility/2006" xmlns:aink="http://schemas.microsoft.com/office/drawing/2016/ink" xmlns:am3d="http://schemas.microsoft.com/office/drawing/2017/model3d" xmlns:o="urn:schemas-microsoft-com:office:office" xmlns:r="http://schemas.openxmlformats.org/officeDocument/2006/relationships" xmlns:m="http://schemas.openxmlformats.org/officeDocument/2006/math" xmlns:v="urn:schemas-microsoft-com:vml" xmlns:wp14="http://schemas.microsoft.com/office/word/2010/wordprocessingDrawing" xmlns:wp="http://schemas.openxmlformats.org/drawingml/2006/wordprocessingDrawing" xmlns:w10="urn:schemas-microsoft-com:office:word" xmlns:w="http://schemas.openxmlformats.org/wordprocessingml/2006/main" xmlns:w14="http://schemas.microsoft.com/office/word/2010/wordml" xmlns:w15="http://schemas.microsoft.com/office/word/2012/wordml" xmlns:w16cex="http://schemas.microsoft.com/office/word/2018/wordml/cex" xmlns:w16cid="http://schemas.microsoft.com/office/word/2016/wordml/cid" xmlns:w16="http://schemas.microsoft.com/office/word/2018/wordml" xmlns:w16sdtdh="http://schemas.microsoft.com/office/word/2020/wordml/sdtdatahash" xmlns:w16se="http://schemas.microsoft.com/office/word/2015/wordml/symex" xmlns:wpg="http://schemas.microsoft.com/office/word/2010/wordprocessingGroup" xmlns:wpi="http://schemas.microsoft.com/office/word/2010/wordprocessingInk" xmlns:wne="http://schemas.microsoft.com/office/word/2006/wordml" xmlns:wps="http://schemas.microsoft.com/office/word/2010/wordprocessingShape" mc:Ignorable="w14 w15 w16se w16cid w16 w16cex w16sdtdh wp14">
+<w:document xmlns:wpc="http://schemas.microsoft.com/office/word/2010/wordprocessingCanvas" xmlns:cx="http://schemas.microsoft.com/office/drawing/2014/chartex" xmlns:cx1="http://schemas.microsoft.com/office/drawing/2015/9/8/chartex" xmlns:cx2="http://schemas.microsoft.com/office/drawing/2015/10/21/chartex" xmlns:cx3="http://schemas.microsoft.com/office/drawing/2016/5/9/chartex" xmlns:cx4="http://schemas.microsoft.com/office/drawing/2016/5/10/chartex" xmlns:cx5="http://schemas.microsoft.com/office/drawing/2016/5/11/chartex" xmlns:cx6="http://schemas.microsoft.com/office/drawing/2016/5/12/chartex" xmlns:cx7="http://schemas.microsoft.com/office/drawing/2016/5/13/chartex" xmlns:cx8="http://schemas.microsoft.com/office/drawing/2016/5/14/chartex" xmlns:mc="http://schemas.openxmlformats.org/markup-compatibility/2006" xmlns:aink="http://schemas.microsoft.com/office/drawing/2016/ink" xmlns:am3d="http://schemas.microsoft.com/office/drawing/2017/model3d" xmlns:o="urn:schemas-microsoft-com:office:office" xmlns:oel="http://schemas.microsoft.com/office/2019/extlst" xmlns:r="http://schemas.openxmlformats.org/officeDocument/2006/relationships" xmlns:m="http://schemas.openxmlformats.org/officeDocument/2006/math" xmlns:v="urn:schemas-microsoft-com:vml" xmlns:wp14="http://schemas.microsoft.com/office/word/2010/wordprocessingDrawing" xmlns:wp="http://schemas.openxmlformats.org/drawingml/2006/wordprocessingDrawing" xmlns:w10="urn:schemas-microsoft-com:office:word" xmlns:w="http://schemas.openxmlformats.org/wordprocessingml/2006/main" xmlns:w14="http://schemas.microsoft.com/office/word/2010/wordml" xmlns:w15="http://schemas.microsoft.com/office/word/2012/wordml" xmlns:w16cex="http://schemas.microsoft.com/office/word/2018/wordml/cex" xmlns:w16cid="http://schemas.microsoft.com/office/word/2016/wordml/cid" xmlns:w16="http://schemas.microsoft.com/office/word/2018/wordml" xmlns:w16sdtdh="http://schemas.microsoft.com/office/word/2020/wordml/sdtdatahash" xmlns:w16se="http://schemas.microsoft.com/office/word/2015/wordml/symex" xmlns:wpg="http://schemas.microsoft.com/office/word/2010/wordprocessingGroup" xmlns:wpi="http://schemas.microsoft.com/office/word/2010/wordprocessingInk" xmlns:wne="http://schemas.microsoft.com/office/word/2006/wordml" xmlns:wps="http://schemas.microsoft.com/office/word/2010/wordprocessingShape" mc:Ignorable="w14 w15 w16se w16cid w16 w16cex w16sdtdh wp14">
   <w:body>
     <w:p>
       <w:pPr>
@@ -289,34 +289,6 @@
           <w:szCs w:val="28"/>
         </w:rPr>
         <w:t>в опасной зоне с учётом прохождения контрольных точек</w:t>
-      </w:r>
-    </w:p>
-    <w:p>
-      <w:pPr>
-        <w:pBdr>
-          <w:top w:val="nil"/>
-          <w:left w:val="nil"/>
-          <w:bottom w:val="nil"/>
-          <w:right w:val="nil"/>
-          <w:between w:val="nil"/>
-        </w:pBdr>
-        <w:spacing w:after="0" w:line="240" w:lineRule="auto"/>
-        <w:jc w:val="center"/>
-        <w:rPr>
-          <w:rFonts w:ascii="Times New Roman" w:eastAsia="Times New Roman" w:hAnsi="Times New Roman" w:cs="Times New Roman"/>
-          <w:color w:val="000000"/>
-          <w:sz w:val="28"/>
-          <w:szCs w:val="28"/>
-        </w:rPr>
-      </w:pPr>
-      <w:r>
-        <w:rPr>
-          <w:rFonts w:ascii="Times New Roman" w:eastAsia="Times New Roman" w:hAnsi="Times New Roman" w:cs="Times New Roman"/>
-          <w:color w:val="000000"/>
-          <w:sz w:val="28"/>
-          <w:szCs w:val="28"/>
-        </w:rPr>
-        <w:t>и наличия защитного оборудования</w:t>
       </w:r>
     </w:p>
     <w:p>
@@ -724,7 +696,17 @@
           <w:sz w:val="28"/>
           <w:szCs w:val="28"/>
         </w:rPr>
-        <w:t>Сургут, 2024</w:t>
+        <w:t>Сургут, 202</w:t>
+      </w:r>
+      <w:r>
+        <w:rPr>
+          <w:rFonts w:ascii="Times New Roman" w:eastAsia="Times New Roman" w:hAnsi="Times New Roman" w:cs="Times New Roman"/>
+          <w:b/>
+          <w:sz w:val="28"/>
+          <w:szCs w:val="28"/>
+          <w:lang w:val="en-US"/>
+        </w:rPr>
+        <w:t>6</w:t>
       </w:r>
       <w:r>
         <w:br w:type="page"/>
@@ -2026,7 +2008,6 @@
           <w:rFonts w:ascii="Times New Roman" w:hAnsi="Times New Roman" w:cs="Times New Roman"/>
           <w:sz w:val="28"/>
           <w:szCs w:val="28"/>
-          <w:lang w:val="en-US"/>
         </w:rPr>
       </w:pPr>
       <w:r>
@@ -3241,7 +3222,7 @@
 </file>
 
 <file path=word/endnotes.xml><?xml version="1.0" encoding="utf-8"?>
-<w:endnotes xmlns:wpc="http://schemas.microsoft.com/office/word/2010/wordprocessingCanvas" xmlns:cx="http://schemas.microsoft.com/office/drawing/2014/chartex" xmlns:cx1="http://schemas.microsoft.com/office/drawing/2015/9/8/chartex" xmlns:cx2="http://schemas.microsoft.com/office/drawing/2015/10/21/chartex" xmlns:cx3="http://schemas.microsoft.com/office/drawing/2016/5/9/chartex" xmlns:cx4="http://schemas.microsoft.com/office/drawing/2016/5/10/chartex" xmlns:cx5="http://schemas.microsoft.com/office/drawing/2016/5/11/chartex" xmlns:cx6="http://schemas.microsoft.com/office/drawing/2016/5/12/chartex" xmlns:cx7="http://schemas.microsoft.com/office/drawing/2016/5/13/chartex" xmlns:cx8="http://schemas.microsoft.com/office/drawing/2016/5/14/chartex" xmlns:mc="http://schemas.openxmlformats.org/markup-compatibility/2006" xmlns:aink="http://schemas.microsoft.com/office/drawing/2016/ink" xmlns:am3d="http://schemas.microsoft.com/office/drawing/2017/model3d" xmlns:o="urn:schemas-microsoft-com:office:office" xmlns:r="http://schemas.openxmlformats.org/officeDocument/2006/relationships" xmlns:m="http://schemas.openxmlformats.org/officeDocument/2006/math" xmlns:v="urn:schemas-microsoft-com:vml" xmlns:wp14="http://schemas.microsoft.com/office/word/2010/wordprocessingDrawing" xmlns:wp="http://schemas.openxmlformats.org/drawingml/2006/wordprocessingDrawing" xmlns:w10="urn:schemas-microsoft-com:office:word" xmlns:w="http://schemas.openxmlformats.org/wordprocessingml/2006/main" xmlns:w14="http://schemas.microsoft.com/office/word/2010/wordml" xmlns:w15="http://schemas.microsoft.com/office/word/2012/wordml" xmlns:w16cex="http://schemas.microsoft.com/office/word/2018/wordml/cex" xmlns:w16cid="http://schemas.microsoft.com/office/word/2016/wordml/cid" xmlns:w16="http://schemas.microsoft.com/office/word/2018/wordml" xmlns:w16sdtdh="http://schemas.microsoft.com/office/word/2020/wordml/sdtdatahash" xmlns:w16se="http://schemas.microsoft.com/office/word/2015/wordml/symex" xmlns:wpg="http://schemas.microsoft.com/office/word/2010/wordprocessingGroup" xmlns:wpi="http://schemas.microsoft.com/office/word/2010/wordprocessingInk" xmlns:wne="http://schemas.microsoft.com/office/word/2006/wordml" xmlns:wps="http://schemas.microsoft.com/office/word/2010/wordprocessingShape" mc:Ignorable="w14 w15 w16se w16cid w16 w16cex w16sdtdh wp14">
+<w:endnotes xmlns:wpc="http://schemas.microsoft.com/office/word/2010/wordprocessingCanvas" xmlns:cx="http://schemas.microsoft.com/office/drawing/2014/chartex" xmlns:cx1="http://schemas.microsoft.com/office/drawing/2015/9/8/chartex" xmlns:cx2="http://schemas.microsoft.com/office/drawing/2015/10/21/chartex" xmlns:cx3="http://schemas.microsoft.com/office/drawing/2016/5/9/chartex" xmlns:cx4="http://schemas.microsoft.com/office/drawing/2016/5/10/chartex" xmlns:cx5="http://schemas.microsoft.com/office/drawing/2016/5/11/chartex" xmlns:cx6="http://schemas.microsoft.com/office/drawing/2016/5/12/chartex" xmlns:cx7="http://schemas.microsoft.com/office/drawing/2016/5/13/chartex" xmlns:cx8="http://schemas.microsoft.com/office/drawing/2016/5/14/chartex" xmlns:mc="http://schemas.openxmlformats.org/markup-compatibility/2006" xmlns:aink="http://schemas.microsoft.com/office/drawing/2016/ink" xmlns:am3d="http://schemas.microsoft.com/office/drawing/2017/model3d" xmlns:o="urn:schemas-microsoft-com:office:office" xmlns:oel="http://schemas.microsoft.com/office/2019/extlst" xmlns:r="http://schemas.openxmlformats.org/officeDocument/2006/relationships" xmlns:m="http://schemas.openxmlformats.org/officeDocument/2006/math" xmlns:v="urn:schemas-microsoft-com:vml" xmlns:wp14="http://schemas.microsoft.com/office/word/2010/wordprocessingDrawing" xmlns:wp="http://schemas.openxmlformats.org/drawingml/2006/wordprocessingDrawing" xmlns:w10="urn:schemas-microsoft-com:office:word" xmlns:w="http://schemas.openxmlformats.org/wordprocessingml/2006/main" xmlns:w14="http://schemas.microsoft.com/office/word/2010/wordml" xmlns:w15="http://schemas.microsoft.com/office/word/2012/wordml" xmlns:w16cex="http://schemas.microsoft.com/office/word/2018/wordml/cex" xmlns:w16cid="http://schemas.microsoft.com/office/word/2016/wordml/cid" xmlns:w16="http://schemas.microsoft.com/office/word/2018/wordml" xmlns:w16sdtdh="http://schemas.microsoft.com/office/word/2020/wordml/sdtdatahash" xmlns:w16se="http://schemas.microsoft.com/office/word/2015/wordml/symex" xmlns:wpg="http://schemas.microsoft.com/office/word/2010/wordprocessingGroup" xmlns:wpi="http://schemas.microsoft.com/office/word/2010/wordprocessingInk" xmlns:wne="http://schemas.microsoft.com/office/word/2006/wordml" xmlns:wps="http://schemas.microsoft.com/office/word/2010/wordprocessingShape" mc:Ignorable="w14 w15 w16se w16cid w16 w16cex w16sdtdh wp14">
   <w:endnote w:type="separator" w:id="-1">
     <w:p>
       <w:pPr>
@@ -3266,7 +3247,7 @@
 </file>
 
 <file path=word/footer1.xml><?xml version="1.0" encoding="utf-8"?>
-<w:ftr xmlns:wpc="http://schemas.microsoft.com/office/word/2010/wordprocessingCanvas" xmlns:cx="http://schemas.microsoft.com/office/drawing/2014/chartex" xmlns:cx1="http://schemas.microsoft.com/office/drawing/2015/9/8/chartex" xmlns:cx2="http://schemas.microsoft.com/office/drawing/2015/10/21/chartex" xmlns:cx3="http://schemas.microsoft.com/office/drawing/2016/5/9/chartex" xmlns:cx4="http://schemas.microsoft.com/office/drawing/2016/5/10/chartex" xmlns:cx5="http://schemas.microsoft.com/office/drawing/2016/5/11/chartex" xmlns:cx6="http://schemas.microsoft.com/office/drawing/2016/5/12/chartex" xmlns:cx7="http://schemas.microsoft.com/office/drawing/2016/5/13/chartex" xmlns:cx8="http://schemas.microsoft.com/office/drawing/2016/5/14/chartex" xmlns:mc="http://schemas.openxmlformats.org/markup-compatibility/2006" xmlns:aink="http://schemas.microsoft.com/office/drawing/2016/ink" xmlns:am3d="http://schemas.microsoft.com/office/drawing/2017/model3d" xmlns:o="urn:schemas-microsoft-com:office:office" xmlns:r="http://schemas.openxmlformats.org/officeDocument/2006/relationships" xmlns:m="http://schemas.openxmlformats.org/officeDocument/2006/math" xmlns:v="urn:schemas-microsoft-com:vml" xmlns:wp14="http://schemas.microsoft.com/office/word/2010/wordprocessingDrawing" xmlns:wp="http://schemas.openxmlformats.org/drawingml/2006/wordprocessingDrawing" xmlns:w10="urn:schemas-microsoft-com:office:word" xmlns:w="http://schemas.openxmlformats.org/wordprocessingml/2006/main" xmlns:w14="http://schemas.microsoft.com/office/word/2010/wordml" xmlns:w15="http://schemas.microsoft.com/office/word/2012/wordml" xmlns:w16cex="http://schemas.microsoft.com/office/word/2018/wordml/cex" xmlns:w16cid="http://schemas.microsoft.com/office/word/2016/wordml/cid" xmlns:w16="http://schemas.microsoft.com/office/word/2018/wordml" xmlns:w16sdtdh="http://schemas.microsoft.com/office/word/2020/wordml/sdtdatahash" xmlns:w16se="http://schemas.microsoft.com/office/word/2015/wordml/symex" xmlns:wpg="http://schemas.microsoft.com/office/word/2010/wordprocessingGroup" xmlns:wpi="http://schemas.microsoft.com/office/word/2010/wordprocessingInk" xmlns:wne="http://schemas.microsoft.com/office/word/2006/wordml" xmlns:wps="http://schemas.microsoft.com/office/word/2010/wordprocessingShape" mc:Ignorable="w14 w15 w16se w16cid w16 w16cex w16sdtdh wp14">
+<w:ftr xmlns:wpc="http://schemas.microsoft.com/office/word/2010/wordprocessingCanvas" xmlns:cx="http://schemas.microsoft.com/office/drawing/2014/chartex" xmlns:cx1="http://schemas.microsoft.com/office/drawing/2015/9/8/chartex" xmlns:cx2="http://schemas.microsoft.com/office/drawing/2015/10/21/chartex" xmlns:cx3="http://schemas.microsoft.com/office/drawing/2016/5/9/chartex" xmlns:cx4="http://schemas.microsoft.com/office/drawing/2016/5/10/chartex" xmlns:cx5="http://schemas.microsoft.com/office/drawing/2016/5/11/chartex" xmlns:cx6="http://schemas.microsoft.com/office/drawing/2016/5/12/chartex" xmlns:cx7="http://schemas.microsoft.com/office/drawing/2016/5/13/chartex" xmlns:cx8="http://schemas.microsoft.com/office/drawing/2016/5/14/chartex" xmlns:mc="http://schemas.openxmlformats.org/markup-compatibility/2006" xmlns:aink="http://schemas.microsoft.com/office/drawing/2016/ink" xmlns:am3d="http://schemas.microsoft.com/office/drawing/2017/model3d" xmlns:o="urn:schemas-microsoft-com:office:office" xmlns:oel="http://schemas.microsoft.com/office/2019/extlst" xmlns:r="http://schemas.openxmlformats.org/officeDocument/2006/relationships" xmlns:m="http://schemas.openxmlformats.org/officeDocument/2006/math" xmlns:v="urn:schemas-microsoft-com:vml" xmlns:wp14="http://schemas.microsoft.com/office/word/2010/wordprocessingDrawing" xmlns:wp="http://schemas.openxmlformats.org/drawingml/2006/wordprocessingDrawing" xmlns:w10="urn:schemas-microsoft-com:office:word" xmlns:w="http://schemas.openxmlformats.org/wordprocessingml/2006/main" xmlns:w14="http://schemas.microsoft.com/office/word/2010/wordml" xmlns:w15="http://schemas.microsoft.com/office/word/2012/wordml" xmlns:w16cex="http://schemas.microsoft.com/office/word/2018/wordml/cex" xmlns:w16cid="http://schemas.microsoft.com/office/word/2016/wordml/cid" xmlns:w16="http://schemas.microsoft.com/office/word/2018/wordml" xmlns:w16sdtdh="http://schemas.microsoft.com/office/word/2020/wordml/sdtdatahash" xmlns:w16se="http://schemas.microsoft.com/office/word/2015/wordml/symex" xmlns:wpg="http://schemas.microsoft.com/office/word/2010/wordprocessingGroup" xmlns:wpi="http://schemas.microsoft.com/office/word/2010/wordprocessingInk" xmlns:wne="http://schemas.microsoft.com/office/word/2006/wordml" xmlns:wps="http://schemas.microsoft.com/office/word/2010/wordprocessingShape" mc:Ignorable="w14 w15 w16se w16cid w16 w16cex w16sdtdh wp14">
   <w:p>
     <w:pPr>
       <w:pBdr>
@@ -3341,13 +3322,13 @@
 </file>
 
 <file path=word/footer2.xml><?xml version="1.0" encoding="utf-8"?>
-<w:ftr xmlns:wpc="http://schemas.microsoft.com/office/word/2010/wordprocessingCanvas" xmlns:cx="http://schemas.microsoft.com/office/drawing/2014/chartex" xmlns:cx1="http://schemas.microsoft.com/office/drawing/2015/9/8/chartex" xmlns:cx2="http://schemas.microsoft.com/office/drawing/2015/10/21/chartex" xmlns:cx3="http://schemas.microsoft.com/office/drawing/2016/5/9/chartex" xmlns:cx4="http://schemas.microsoft.com/office/drawing/2016/5/10/chartex" xmlns:cx5="http://schemas.microsoft.com/office/drawing/2016/5/11/chartex" xmlns:cx6="http://schemas.microsoft.com/office/drawing/2016/5/12/chartex" xmlns:cx7="http://schemas.microsoft.com/office/drawing/2016/5/13/chartex" xmlns:cx8="http://schemas.microsoft.com/office/drawing/2016/5/14/chartex" xmlns:mc="http://schemas.openxmlformats.org/markup-compatibility/2006" xmlns:aink="http://schemas.microsoft.com/office/drawing/2016/ink" xmlns:am3d="http://schemas.microsoft.com/office/drawing/2017/model3d" xmlns:o="urn:schemas-microsoft-com:office:office" xmlns:r="http://schemas.openxmlformats.org/officeDocument/2006/relationships" xmlns:m="http://schemas.openxmlformats.org/officeDocument/2006/math" xmlns:v="urn:schemas-microsoft-com:vml" xmlns:wp14="http://schemas.microsoft.com/office/word/2010/wordprocessingDrawing" xmlns:wp="http://schemas.openxmlformats.org/drawingml/2006/wordprocessingDrawing" xmlns:w10="urn:schemas-microsoft-com:office:word" xmlns:w="http://schemas.openxmlformats.org/wordprocessingml/2006/main" xmlns:w14="http://schemas.microsoft.com/office/word/2010/wordml" xmlns:w15="http://schemas.microsoft.com/office/word/2012/wordml" xmlns:w16cex="http://schemas.microsoft.com/office/word/2018/wordml/cex" xmlns:w16cid="http://schemas.microsoft.com/office/word/2016/wordml/cid" xmlns:w16="http://schemas.microsoft.com/office/word/2018/wordml" xmlns:w16sdtdh="http://schemas.microsoft.com/office/word/2020/wordml/sdtdatahash" xmlns:w16se="http://schemas.microsoft.com/office/word/2015/wordml/symex" xmlns:wpg="http://schemas.microsoft.com/office/word/2010/wordprocessingGroup" xmlns:wpi="http://schemas.microsoft.com/office/word/2010/wordprocessingInk" xmlns:wne="http://schemas.microsoft.com/office/word/2006/wordml" xmlns:wps="http://schemas.microsoft.com/office/word/2010/wordprocessingShape" mc:Ignorable="w14 w15 w16se w16cid w16 w16cex w16sdtdh wp14">
+<w:ftr xmlns:wpc="http://schemas.microsoft.com/office/word/2010/wordprocessingCanvas" xmlns:cx="http://schemas.microsoft.com/office/drawing/2014/chartex" xmlns:cx1="http://schemas.microsoft.com/office/drawing/2015/9/8/chartex" xmlns:cx2="http://schemas.microsoft.com/office/drawing/2015/10/21/chartex" xmlns:cx3="http://schemas.microsoft.com/office/drawing/2016/5/9/chartex" xmlns:cx4="http://schemas.microsoft.com/office/drawing/2016/5/10/chartex" xmlns:cx5="http://schemas.microsoft.com/office/drawing/2016/5/11/chartex" xmlns:cx6="http://schemas.microsoft.com/office/drawing/2016/5/12/chartex" xmlns:cx7="http://schemas.microsoft.com/office/drawing/2016/5/13/chartex" xmlns:cx8="http://schemas.microsoft.com/office/drawing/2016/5/14/chartex" xmlns:mc="http://schemas.openxmlformats.org/markup-compatibility/2006" xmlns:aink="http://schemas.microsoft.com/office/drawing/2016/ink" xmlns:am3d="http://schemas.microsoft.com/office/drawing/2017/model3d" xmlns:o="urn:schemas-microsoft-com:office:office" xmlns:oel="http://schemas.microsoft.com/office/2019/extlst" xmlns:r="http://schemas.openxmlformats.org/officeDocument/2006/relationships" xmlns:m="http://schemas.openxmlformats.org/officeDocument/2006/math" xmlns:v="urn:schemas-microsoft-com:vml" xmlns:wp14="http://schemas.microsoft.com/office/word/2010/wordprocessingDrawing" xmlns:wp="http://schemas.openxmlformats.org/drawingml/2006/wordprocessingDrawing" xmlns:w10="urn:schemas-microsoft-com:office:word" xmlns:w="http://schemas.openxmlformats.org/wordprocessingml/2006/main" xmlns:w14="http://schemas.microsoft.com/office/word/2010/wordml" xmlns:w15="http://schemas.microsoft.com/office/word/2012/wordml" xmlns:w16cex="http://schemas.microsoft.com/office/word/2018/wordml/cex" xmlns:w16cid="http://schemas.microsoft.com/office/word/2016/wordml/cid" xmlns:w16="http://schemas.microsoft.com/office/word/2018/wordml" xmlns:w16sdtdh="http://schemas.microsoft.com/office/word/2020/wordml/sdtdatahash" xmlns:w16se="http://schemas.microsoft.com/office/word/2015/wordml/symex" xmlns:wpg="http://schemas.microsoft.com/office/word/2010/wordprocessingGroup" xmlns:wpi="http://schemas.microsoft.com/office/word/2010/wordprocessingInk" xmlns:wne="http://schemas.microsoft.com/office/word/2006/wordml" xmlns:wps="http://schemas.microsoft.com/office/word/2010/wordprocessingShape" mc:Ignorable="w14 w15 w16se w16cid w16 w16cex w16sdtdh wp14">
   <w:p/>
 </w:ftr>
 </file>
 
 <file path=word/footnotes.xml><?xml version="1.0" encoding="utf-8"?>
-<w:footnotes xmlns:wpc="http://schemas.microsoft.com/office/word/2010/wordprocessingCanvas" xmlns:cx="http://schemas.microsoft.com/office/drawing/2014/chartex" xmlns:cx1="http://schemas.microsoft.com/office/drawing/2015/9/8/chartex" xmlns:cx2="http://schemas.microsoft.com/office/drawing/2015/10/21/chartex" xmlns:cx3="http://schemas.microsoft.com/office/drawing/2016/5/9/chartex" xmlns:cx4="http://schemas.microsoft.com/office/drawing/2016/5/10/chartex" xmlns:cx5="http://schemas.microsoft.com/office/drawing/2016/5/11/chartex" xmlns:cx6="http://schemas.microsoft.com/office/drawing/2016/5/12/chartex" xmlns:cx7="http://schemas.microsoft.com/office/drawing/2016/5/13/chartex" xmlns:cx8="http://schemas.microsoft.com/office/drawing/2016/5/14/chartex" xmlns:mc="http://schemas.openxmlformats.org/markup-compatibility/2006" xmlns:aink="http://schemas.microsoft.com/office/drawing/2016/ink" xmlns:am3d="http://schemas.microsoft.com/office/drawing/2017/model3d" xmlns:o="urn:schemas-microsoft-com:office:office" xmlns:r="http://schemas.openxmlformats.org/officeDocument/2006/relationships" xmlns:m="http://schemas.openxmlformats.org/officeDocument/2006/math" xmlns:v="urn:schemas-microsoft-com:vml" xmlns:wp14="http://schemas.microsoft.com/office/word/2010/wordprocessingDrawing" xmlns:wp="http://schemas.openxmlformats.org/drawingml/2006/wordprocessingDrawing" xmlns:w10="urn:schemas-microsoft-com:office:word" xmlns:w="http://schemas.openxmlformats.org/wordprocessingml/2006/main" xmlns:w14="http://schemas.microsoft.com/office/word/2010/wordml" xmlns:w15="http://schemas.microsoft.com/office/word/2012/wordml" xmlns:w16cex="http://schemas.microsoft.com/office/word/2018/wordml/cex" xmlns:w16cid="http://schemas.microsoft.com/office/word/2016/wordml/cid" xmlns:w16="http://schemas.microsoft.com/office/word/2018/wordml" xmlns:w16sdtdh="http://schemas.microsoft.com/office/word/2020/wordml/sdtdatahash" xmlns:w16se="http://schemas.microsoft.com/office/word/2015/wordml/symex" xmlns:wpg="http://schemas.microsoft.com/office/word/2010/wordprocessingGroup" xmlns:wpi="http://schemas.microsoft.com/office/word/2010/wordprocessingInk" xmlns:wne="http://schemas.microsoft.com/office/word/2006/wordml" xmlns:wps="http://schemas.microsoft.com/office/word/2010/wordprocessingShape" mc:Ignorable="w14 w15 w16se w16cid w16 w16cex w16sdtdh wp14">
+<w:footnotes xmlns:wpc="http://schemas.microsoft.com/office/word/2010/wordprocessingCanvas" xmlns:cx="http://schemas.microsoft.com/office/drawing/2014/chartex" xmlns:cx1="http://schemas.microsoft.com/office/drawing/2015/9/8/chartex" xmlns:cx2="http://schemas.microsoft.com/office/drawing/2015/10/21/chartex" xmlns:cx3="http://schemas.microsoft.com/office/drawing/2016/5/9/chartex" xmlns:cx4="http://schemas.microsoft.com/office/drawing/2016/5/10/chartex" xmlns:cx5="http://schemas.microsoft.com/office/drawing/2016/5/11/chartex" xmlns:cx6="http://schemas.microsoft.com/office/drawing/2016/5/12/chartex" xmlns:cx7="http://schemas.microsoft.com/office/drawing/2016/5/13/chartex" xmlns:cx8="http://schemas.microsoft.com/office/drawing/2016/5/14/chartex" xmlns:mc="http://schemas.openxmlformats.org/markup-compatibility/2006" xmlns:aink="http://schemas.microsoft.com/office/drawing/2016/ink" xmlns:am3d="http://schemas.microsoft.com/office/drawing/2017/model3d" xmlns:o="urn:schemas-microsoft-com:office:office" xmlns:oel="http://schemas.microsoft.com/office/2019/extlst" xmlns:r="http://schemas.openxmlformats.org/officeDocument/2006/relationships" xmlns:m="http://schemas.openxmlformats.org/officeDocument/2006/math" xmlns:v="urn:schemas-microsoft-com:vml" xmlns:wp14="http://schemas.microsoft.com/office/word/2010/wordprocessingDrawing" xmlns:wp="http://schemas.openxmlformats.org/drawingml/2006/wordprocessingDrawing" xmlns:w10="urn:schemas-microsoft-com:office:word" xmlns:w="http://schemas.openxmlformats.org/wordprocessingml/2006/main" xmlns:w14="http://schemas.microsoft.com/office/word/2010/wordml" xmlns:w15="http://schemas.microsoft.com/office/word/2012/wordml" xmlns:w16cex="http://schemas.microsoft.com/office/word/2018/wordml/cex" xmlns:w16cid="http://schemas.microsoft.com/office/word/2016/wordml/cid" xmlns:w16="http://schemas.microsoft.com/office/word/2018/wordml" xmlns:w16sdtdh="http://schemas.microsoft.com/office/word/2020/wordml/sdtdatahash" xmlns:w16se="http://schemas.microsoft.com/office/word/2015/wordml/symex" xmlns:wpg="http://schemas.microsoft.com/office/word/2010/wordprocessingGroup" xmlns:wpi="http://schemas.microsoft.com/office/word/2010/wordprocessingInk" xmlns:wne="http://schemas.microsoft.com/office/word/2006/wordml" xmlns:wps="http://schemas.microsoft.com/office/word/2010/wordprocessingShape" mc:Ignorable="w14 w15 w16se w16cid w16 w16cex w16sdtdh wp14">
   <w:footnote w:type="separator" w:id="-1">
     <w:p>
       <w:pPr>
@@ -3372,7 +3353,7 @@
 </file>
 
 <file path=word/numbering.xml><?xml version="1.0" encoding="utf-8"?>
-<w:numbering xmlns:wpc="http://schemas.microsoft.com/office/word/2010/wordprocessingCanvas" xmlns:cx="http://schemas.microsoft.com/office/drawing/2014/chartex" xmlns:cx1="http://schemas.microsoft.com/office/drawing/2015/9/8/chartex" xmlns:cx2="http://schemas.microsoft.com/office/drawing/2015/10/21/chartex" xmlns:cx3="http://schemas.microsoft.com/office/drawing/2016/5/9/chartex" xmlns:cx4="http://schemas.microsoft.com/office/drawing/2016/5/10/chartex" xmlns:cx5="http://schemas.microsoft.com/office/drawing/2016/5/11/chartex" xmlns:cx6="http://schemas.microsoft.com/office/drawing/2016/5/12/chartex" xmlns:cx7="http://schemas.microsoft.com/office/drawing/2016/5/13/chartex" xmlns:cx8="http://schemas.microsoft.com/office/drawing/2016/5/14/chartex" xmlns:mc="http://schemas.openxmlformats.org/markup-compatibility/2006" xmlns:aink="http://schemas.microsoft.com/office/drawing/2016/ink" xmlns:am3d="http://schemas.microsoft.com/office/drawing/2017/model3d" xmlns:o="urn:schemas-microsoft-com:office:office" xmlns:r="http://schemas.openxmlformats.org/officeDocument/2006/relationships" xmlns:m="http://schemas.openxmlformats.org/officeDocument/2006/math" xmlns:v="urn:schemas-microsoft-com:vml" xmlns:wp14="http://schemas.microsoft.com/office/word/2010/wordprocessingDrawing" xmlns:wp="http://schemas.openxmlformats.org/drawingml/2006/wordprocessingDrawing" xmlns:w10="urn:schemas-microsoft-com:office:word" xmlns:w="http://schemas.openxmlformats.org/wordprocessingml/2006/main" xmlns:w14="http://schemas.microsoft.com/office/word/2010/wordml" xmlns:w15="http://schemas.microsoft.com/office/word/2012/wordml" xmlns:w16cex="http://schemas.microsoft.com/office/word/2018/wordml/cex" xmlns:w16cid="http://schemas.microsoft.com/office/word/2016/wordml/cid" xmlns:w16="http://schemas.microsoft.com/office/word/2018/wordml" xmlns:w16sdtdh="http://schemas.microsoft.com/office/word/2020/wordml/sdtdatahash" xmlns:w16se="http://schemas.microsoft.com/office/word/2015/wordml/symex" xmlns:wpg="http://schemas.microsoft.com/office/word/2010/wordprocessingGroup" xmlns:wpi="http://schemas.microsoft.com/office/word/2010/wordprocessingInk" xmlns:wne="http://schemas.microsoft.com/office/word/2006/wordml" xmlns:wps="http://schemas.microsoft.com/office/word/2010/wordprocessingShape" mc:Ignorable="w14 w15 w16se w16cid w16 w16cex w16sdtdh wp14">
+<w:numbering xmlns:wpc="http://schemas.microsoft.com/office/word/2010/wordprocessingCanvas" xmlns:cx="http://schemas.microsoft.com/office/drawing/2014/chartex" xmlns:cx1="http://schemas.microsoft.com/office/drawing/2015/9/8/chartex" xmlns:cx2="http://schemas.microsoft.com/office/drawing/2015/10/21/chartex" xmlns:cx3="http://schemas.microsoft.com/office/drawing/2016/5/9/chartex" xmlns:cx4="http://schemas.microsoft.com/office/drawing/2016/5/10/chartex" xmlns:cx5="http://schemas.microsoft.com/office/drawing/2016/5/11/chartex" xmlns:cx6="http://schemas.microsoft.com/office/drawing/2016/5/12/chartex" xmlns:cx7="http://schemas.microsoft.com/office/drawing/2016/5/13/chartex" xmlns:cx8="http://schemas.microsoft.com/office/drawing/2016/5/14/chartex" xmlns:mc="http://schemas.openxmlformats.org/markup-compatibility/2006" xmlns:aink="http://schemas.microsoft.com/office/drawing/2016/ink" xmlns:am3d="http://schemas.microsoft.com/office/drawing/2017/model3d" xmlns:o="urn:schemas-microsoft-com:office:office" xmlns:oel="http://schemas.microsoft.com/office/2019/extlst" xmlns:r="http://schemas.openxmlformats.org/officeDocument/2006/relationships" xmlns:m="http://schemas.openxmlformats.org/officeDocument/2006/math" xmlns:v="urn:schemas-microsoft-com:vml" xmlns:wp14="http://schemas.microsoft.com/office/word/2010/wordprocessingDrawing" xmlns:wp="http://schemas.openxmlformats.org/drawingml/2006/wordprocessingDrawing" xmlns:w10="urn:schemas-microsoft-com:office:word" xmlns:w="http://schemas.openxmlformats.org/wordprocessingml/2006/main" xmlns:w14="http://schemas.microsoft.com/office/word/2010/wordml" xmlns:w15="http://schemas.microsoft.com/office/word/2012/wordml" xmlns:w16cex="http://schemas.microsoft.com/office/word/2018/wordml/cex" xmlns:w16cid="http://schemas.microsoft.com/office/word/2016/wordml/cid" xmlns:w16="http://schemas.microsoft.com/office/word/2018/wordml" xmlns:w16sdtdh="http://schemas.microsoft.com/office/word/2020/wordml/sdtdatahash" xmlns:w16se="http://schemas.microsoft.com/office/word/2015/wordml/symex" xmlns:wpg="http://schemas.microsoft.com/office/word/2010/wordprocessingGroup" xmlns:wpi="http://schemas.microsoft.com/office/word/2010/wordprocessingInk" xmlns:wne="http://schemas.microsoft.com/office/word/2006/wordml" xmlns:wps="http://schemas.microsoft.com/office/word/2010/wordprocessingShape" mc:Ignorable="w14 w15 w16se w16cid w16 w16cex w16sdtdh wp14">
   <w:abstractNum w:abstractNumId="0" w15:restartNumberingAfterBreak="0">
     <w:nsid w:val="053332EF"/>
     <w:multiLevelType w:val="hybridMultilevel"/>
@@ -4277,28 +4258,28 @@
       </w:rPr>
     </w:lvl>
   </w:abstractNum>
-  <w:num w:numId="1">
+  <w:num w:numId="1" w16cid:durableId="1793859778">
     <w:abstractNumId w:val="6"/>
   </w:num>
-  <w:num w:numId="2">
+  <w:num w:numId="2" w16cid:durableId="2124835275">
     <w:abstractNumId w:val="0"/>
   </w:num>
-  <w:num w:numId="3">
+  <w:num w:numId="3" w16cid:durableId="1960599655">
     <w:abstractNumId w:val="5"/>
   </w:num>
-  <w:num w:numId="4">
+  <w:num w:numId="4" w16cid:durableId="350305198">
     <w:abstractNumId w:val="4"/>
   </w:num>
-  <w:num w:numId="5">
+  <w:num w:numId="5" w16cid:durableId="146556474">
     <w:abstractNumId w:val="7"/>
   </w:num>
-  <w:num w:numId="6">
+  <w:num w:numId="6" w16cid:durableId="1873766094">
     <w:abstractNumId w:val="2"/>
   </w:num>
-  <w:num w:numId="7">
+  <w:num w:numId="7" w16cid:durableId="880940604">
     <w:abstractNumId w:val="1"/>
   </w:num>
-  <w:num w:numId="8">
+  <w:num w:numId="8" w16cid:durableId="1943298072">
     <w:abstractNumId w:val="3"/>
   </w:num>
 </w:numbering>
